--- a/FUND-TRAIL-ANALYSIS-TOOL-main/FUND-TRAIL-TOOL-UPDATION-main/generated_letters/TEST_ZIP_BATCH/suspect letter/Suspect_Account_Letter_333333.docx
+++ b/FUND-TRAIL-ANALYSIS-TOOL-main/FUND-TRAIL-TOOL-UPDATION-main/generated_letters/TEST_ZIP_BATCH/suspect letter/Suspect_Account_Letter_333333.docx
@@ -274,7 +274,7 @@
                 <w:sz w:val="24"/>
                 <w:szCs w:val="24"/>
               </w:rPr>
-              <w:t xml:space="preserve"> 28-01-2026</w:t>
+              <w:t xml:space="preserve"> 03-02-2026</w:t>
             </w:r>
           </w:p>
         </w:tc>
